--- a/Document/基于映射系统的设计理论.docx
+++ b/Document/基于映射系统的设计理论.docx
@@ -6,6 +6,9 @@
       <w:pPr>
         <w:pStyle w:val="1"/>
         <w:jc w:val="center"/>
+        <w:rPr>
+          <w:rFonts w:hint="eastAsia"/>
+        </w:rPr>
       </w:pPr>
       <w:bookmarkStart w:id="0" w:name="OLE_LINK3"/>
       <w:bookmarkStart w:id="1" w:name="OLE_LINK8"/>
@@ -331,7 +334,15 @@
         <w:t>记</w:t>
       </w:r>
       <w:r>
-        <w:t>S=&lt;X,f,Y&gt;</w:t>
+        <w:t>S=&lt;</w:t>
+      </w:r>
+      <w:proofErr w:type="spellStart"/>
+      <w:r>
+        <w:t>X,f,Y</w:t>
+      </w:r>
+      <w:proofErr w:type="spellEnd"/>
+      <w:r>
+        <w:t>&gt;</w:t>
       </w:r>
       <w:r>
         <w:rPr>
@@ -532,7 +543,15 @@
         <w:t>系统</w:t>
       </w:r>
       <w:r>
-        <w:t>S=&lt;X,f,Y&gt;</w:t>
+        <w:t>S=&lt;</w:t>
+      </w:r>
+      <w:proofErr w:type="spellStart"/>
+      <w:r>
+        <w:t>X,f,Y</w:t>
+      </w:r>
+      <w:proofErr w:type="spellEnd"/>
+      <w:r>
+        <w:t>&gt;</w:t>
       </w:r>
       <w:r>
         <w:rPr>
@@ -541,7 +560,15 @@
         <w:t>与T</w:t>
       </w:r>
       <w:r>
-        <w:t>=&lt;X,f,Y&gt;</w:t>
+        <w:t>=&lt;</w:t>
+      </w:r>
+      <w:proofErr w:type="spellStart"/>
+      <w:r>
+        <w:t>X,f,Y</w:t>
+      </w:r>
+      <w:proofErr w:type="spellEnd"/>
+      <w:r>
+        <w:t>&gt;</w:t>
       </w:r>
       <w:r>
         <w:rPr>
@@ -1335,7 +1362,15 @@
         <w:t>A</w:t>
       </w:r>
       <w:r>
-        <w:t>’=&lt;X’,f’,Y’&gt;，</w:t>
+        <w:t>’=&lt;</w:t>
+      </w:r>
+      <w:proofErr w:type="spellStart"/>
+      <w:r>
+        <w:t>X’,f’,Y</w:t>
+      </w:r>
+      <w:proofErr w:type="spellEnd"/>
+      <w:r>
+        <w:t>’&gt;，</w:t>
       </w:r>
       <w:r>
         <w:rPr>
@@ -1402,13 +1437,29 @@
         <w:t>映射</w:t>
       </w:r>
       <w:r>
-        <w:t>系统S=&lt;X,f,Y&gt;实现效果E时，如果想让设计（比如编程）的</w:t>
+        <w:t>系统S=&lt;</w:t>
+      </w:r>
+      <w:proofErr w:type="spellStart"/>
+      <w:r>
+        <w:t>X,f,Y</w:t>
+      </w:r>
+      <w:proofErr w:type="spellEnd"/>
+      <w:r>
+        <w:t>&gt;实现效果E时，如果想让设计（比如编程）的</w:t>
       </w:r>
       <w:r>
         <w:t>映射</w:t>
       </w:r>
       <w:r>
-        <w:t>系统更优秀，则需要让设计的系统更真善美，为了善，需要让认知成本降低，不管是单人还是多人的设计，根据上述可知，应该先在脑海中构建一套真善美的实现了效果E的映射系统S’=&lt;X’,f’,Y’&gt;，然后尽量让</w:t>
+        <w:t>系统更优秀，则需要让设计的系统更真善美，为了善，需要让认知成本降低，不管是单人还是多人的设计，根据上述可知，应该先在脑海中构建一套真善美的实现了效果E的映射系统S’=&lt;</w:t>
+      </w:r>
+      <w:proofErr w:type="spellStart"/>
+      <w:r>
+        <w:t>X’,f’,Y</w:t>
+      </w:r>
+      <w:proofErr w:type="spellEnd"/>
+      <w:r>
+        <w:t>’&gt;，然后尽量让</w:t>
       </w:r>
       <w:r>
         <w:t>S’</w:t>
@@ -1705,6 +1756,11 @@
       </w:r>
     </w:p>
     <w:p>
+      <w:pPr>
+        <w:rPr>
+          <w:rFonts w:hint="eastAsia"/>
+        </w:rPr>
+      </w:pPr>
       <w:r>
         <w:t>(4)</w:t>
       </w:r>
@@ -1784,13 +1840,7 @@
         <w:rPr>
           <w:rFonts w:hint="eastAsia"/>
         </w:rPr>
-        <w:t>类似的子映射系统组成大映射系统的情况，</w:t>
-      </w:r>
-      <w:r>
-        <w:rPr>
-          <w:rFonts w:hint="eastAsia"/>
-        </w:rPr>
-        <w:t>因为要与脑海中的模式同构，所以</w:t>
+        <w:t>类似的子映射系统组成大映射系统的情况，因为要与脑海中的模式同构，所以</w:t>
       </w:r>
       <w:r>
         <w:rPr>
@@ -1811,19 +1861,7 @@
         <w:rPr>
           <w:rFonts w:hint="eastAsia"/>
         </w:rPr>
-        <w:t>请罗列出用到该子映射系统的</w:t>
-      </w:r>
-      <w:r>
-        <w:rPr>
-          <w:rFonts w:hint="eastAsia"/>
-        </w:rPr>
-        <w:t>所有</w:t>
-      </w:r>
-      <w:r>
-        <w:rPr>
-          <w:rFonts w:hint="eastAsia"/>
-        </w:rPr>
-        <w:t>大映射系统</w:t>
+        <w:t>请罗列出用到该子映射系统的所有大映射系统</w:t>
       </w:r>
       <w:r>
         <w:t>”</w:t>
@@ -1832,55 +1870,25 @@
         <w:rPr>
           <w:rFonts w:hint="eastAsia"/>
         </w:rPr>
-        <w:t>时想到的第一个大映射系统</w:t>
-      </w:r>
-      <w:r>
-        <w:rPr>
-          <w:rFonts w:hint="eastAsia"/>
-        </w:rPr>
-        <w:t>的</w:t>
-      </w:r>
-      <w:r>
-        <w:rPr>
-          <w:rFonts w:hint="eastAsia"/>
-        </w:rPr>
-        <w:t>包下构造该子映射系统</w:t>
-      </w:r>
-      <w:r>
-        <w:rPr>
-          <w:rFonts w:hint="eastAsia"/>
-        </w:rPr>
-        <w:t>的包（即在该位置写该子映射系统的源代码），然后其它</w:t>
-      </w:r>
-      <w:r>
-        <w:rPr>
-          <w:rFonts w:hint="eastAsia"/>
-        </w:rPr>
-        <w:t>用到该子映射系统的大映射系统</w:t>
-      </w:r>
-      <w:r>
-        <w:rPr>
-          <w:rFonts w:hint="eastAsia"/>
-        </w:rPr>
-        <w:t>直接复用</w:t>
-      </w:r>
-      <w:r>
-        <w:rPr>
-          <w:rFonts w:hint="eastAsia"/>
-        </w:rPr>
-        <w:t>并复合该子映射系统就可以了，不用复制一份源代码，也不用上提到更浅层级的“</w:t>
-      </w:r>
-      <w:r>
-        <w:rPr>
-          <w:rFonts w:hint="eastAsia"/>
-        </w:rPr>
-        <w:t>common</w:t>
-      </w:r>
-      <w:r>
-        <w:rPr>
-          <w:rFonts w:hint="eastAsia"/>
-        </w:rPr>
-        <w:t>包”里</w:t>
+        <w:t>时想到的第一个大映射系统的包下构造该子映射系统的包（即在该</w:t>
+      </w:r>
+      <w:r>
+        <w:rPr>
+          <w:rFonts w:hint="eastAsia"/>
+        </w:rPr>
+        <w:t>大映射系统的包下</w:t>
+      </w:r>
+      <w:r>
+        <w:rPr>
+          <w:rFonts w:hint="eastAsia"/>
+        </w:rPr>
+        <w:t>写该子映射系统的源代码），然后其它用到该子映射系统的大映射系统直接复用</w:t>
+      </w:r>
+      <w:r>
+        <w:rPr>
+          <w:rFonts w:hint="eastAsia"/>
+        </w:rPr>
+        <w:t>并复合该子映射系统就可以了，不用复制一份源代码，也不用上提到更浅层级的“common包”里</w:t>
       </w:r>
       <w:r>
         <w:rPr>
@@ -2604,9 +2612,11 @@
         </w:rPr>
         <w:t>”后缀（如“</w:t>
       </w:r>
+      <w:proofErr w:type="spellStart"/>
       <w:r>
         <w:t>x_self</w:t>
       </w:r>
+      <w:proofErr w:type="spellEnd"/>
       <w:r>
         <w:rPr>
           <w:rFonts w:hint="eastAsia"/>
@@ -2622,9 +2632,11 @@
         </w:rPr>
         <w:t>可以写作“</w:t>
       </w:r>
+      <w:proofErr w:type="spellStart"/>
       <w:r>
         <w:t>xSelf</w:t>
       </w:r>
+      <w:proofErr w:type="spellEnd"/>
       <w:r>
         <w:rPr>
           <w:rFonts w:hint="eastAsia"/>
@@ -2839,6 +2851,11 @@
       <w:bookmarkEnd w:id="1"/>
     </w:p>
     <w:p>
+      <w:pPr>
+        <w:rPr>
+          <w:rFonts w:hint="eastAsia"/>
+        </w:rPr>
+      </w:pPr>
       <w:r>
         <w:t>6：经验总结出来的设计原则：</w:t>
       </w:r>
